--- a/Assignment 1/Report Assignment 1.docx
+++ b/Assignment 1/Report Assignment 1.docx
@@ -40,6 +40,32 @@
           <w:lang w:val="en-US"/>
         </w:rPr>
         <w:t xml:space="preserve"> 2503</w:t>
+      </w:r>
+      <w:r>
+        <w:rPr>
+          <w:lang w:val="en-US"/>
+        </w:rPr>
+        <w:br/>
+      </w:r>
+      <w:r>
+        <w:rPr>
+          <w:lang w:val="en-US"/>
+        </w:rPr>
+        <w:br/>
+      </w:r>
+      <w:proofErr w:type="spellStart"/>
+      <w:r>
+        <w:rPr>
+          <w:lang w:val="en-US"/>
+        </w:rPr>
+        <w:t>Github</w:t>
+      </w:r>
+      <w:proofErr w:type="spellEnd"/>
+      <w:r>
+        <w:rPr>
+          <w:lang w:val="en-US"/>
+        </w:rPr>
+        <w:t xml:space="preserve"> Link: </w:t>
       </w:r>
     </w:p>
     <w:p>
@@ -727,6 +753,43 @@
             </a:graphic>
           </wp:inline>
         </w:drawing>
+      </w:r>
+    </w:p>
+    <w:p>
+      <w:pPr>
+        <w:rPr>
+          <w:lang w:val="en-US"/>
+        </w:rPr>
+      </w:pPr>
+    </w:p>
+    <w:p>
+      <w:pPr>
+        <w:rPr>
+          <w:lang w:val="en-US"/>
+        </w:rPr>
+      </w:pPr>
+    </w:p>
+    <w:p>
+      <w:pPr>
+        <w:rPr>
+          <w:lang w:val="en-US"/>
+        </w:rPr>
+      </w:pPr>
+    </w:p>
+    <w:p>
+      <w:pPr>
+        <w:rPr>
+          <w:lang w:val="en-US"/>
+        </w:rPr>
+      </w:pPr>
+      <w:r>
+        <w:rPr>
+          <w:lang w:val="en-US"/>
+        </w:rPr>
+        <w:t xml:space="preserve">Summary: </w:t>
+      </w:r>
+      <w:r>
+        <w:t>implemented ten recursive functions in Java to process numbers, sequences, and strings without using any loops as required by the assignment rules. Each solution includes a specific base case to stop the execution and a recursive step to solve the problem incrementally within the IntelliJ IDEA environment.</w:t>
       </w:r>
     </w:p>
     <w:sectPr>
@@ -1342,7 +1405,6 @@
   <w:style w:type="character" w:default="1" w:styleId="DefaultParagraphFont">
     <w:name w:val="Default Paragraph Font"/>
     <w:uiPriority w:val="1"/>
-    <w:semiHidden/>
     <w:unhideWhenUsed/>
   </w:style>
   <w:style w:type="table" w:default="1" w:styleId="TableNormal">

--- a/Assignment 1/Report Assignment 1.docx
+++ b/Assignment 1/Report Assignment 1.docx
@@ -66,6 +66,12 @@
           <w:lang w:val="en-US"/>
         </w:rPr>
         <w:t xml:space="preserve"> Link: </w:t>
+      </w:r>
+      <w:r>
+        <w:rPr>
+          <w:lang w:val="en-US"/>
+        </w:rPr>
+        <w:t>https://github.com/zhanssss/ADS-Assignments/tree/master/Assignment%201/assignment-1</w:t>
       </w:r>
     </w:p>
     <w:p>
